--- a/en/wisdom-stories/if-the-road-does-not-tire-you-it-is-because-of-your-companion.docx
+++ b/en/wisdom-stories/if-the-road-does-not-tire-you-it-is-because-of-your-companion.docx
@@ -14,7 +14,7 @@
           <w:color w:val="000000"/>
           <w:sz w:val="46"/>
         </w:rPr>
-        <w:t>If the road is not tiring, it is because of your husband</w:t>
+        <w:t>If the road is not tiring, it is because of your companion</w:t>
       </w:r>
     </w:p>
     <w:p>
@@ -84,7 +84,7 @@
           <w:color w:val="9A7417"/>
           <w:sz w:val="22"/>
         </w:rPr>
-        <w:t xml:space="preserve">Moral: </w:t>
+        <w:t>Moral: It's not the road that tires you or lightens your load, but the person next to you. A true companion makes even the hardest task easier.</w:t>
       </w:r>
       <w:r>
         <w:rPr>
@@ -94,7 +94,6 @@
           <w:color w:val="3F3826"/>
           <w:sz w:val="22"/>
         </w:rPr>
-        <w:t>It's not the road that tires you or lightens your load, but the person next to you. A true companion makes even the hardest task easier.</w:t>
       </w:r>
     </w:p>
     <w:p>
